--- a/public/documents/preyskurant-pro-spokoystvie.docx
+++ b/public/documents/preyskurant-pro-spokoystvie.docx
@@ -2992,7 +2992,7 @@
               <w:rPr>
                 <w:sz w:val="16"/>
               </w:rPr>
-              <w:t>12 000</w:t>
+              <w:t>15 000</w:t>
             </w:r>
           </w:p>
         </w:tc>
